--- a/ada_koch/libro_1/en_us/The_Man_I_Was_Waiting_For_US.docx
+++ b/ada_koch/libro_1/en_us/The_Man_I_Was_Waiting_For_US.docx
@@ -165,7 +165,7 @@
         <w:pStyle w:val="BodyText"/>
       </w:pPr>
       <w:r>
-        <w:t xml:space="preserve">I picked up my phone to check the buoy. Thirteen degrees.</w:t>
+        <w:t xml:space="preserve">I picked up my phone to check the buoy. Sixteen degrees.</w:t>
       </w:r>
     </w:p>
     <w:p>
@@ -2920,7 +2920,7 @@
           <w:iCs/>
           <w:i/>
         </w:rPr>
-        <w:t xml:space="preserve">a Vella</w:t>
+        <w:t xml:space="preserve">A Vella</w:t>
       </w:r>
       <w:r>
         <w:t xml:space="preserve"> </w:t>
@@ -2952,7 +2952,7 @@
           <w:iCs/>
           <w:i/>
         </w:rPr>
-        <w:t xml:space="preserve">a Vella</w:t>
+        <w:t xml:space="preserve">A Vella</w:t>
       </w:r>
       <w:r>
         <w:t xml:space="preserve">, half hidden in the foam. Round on top, flat, with a kind of step on one side, like a seat. I’d been swimming there for a year and had never noticed it.</w:t>
@@ -9888,7 +9888,7 @@
         <w:t xml:space="preserve">“</w:t>
       </w:r>
       <w:r>
-        <w:t xml:space="preserve">Very. Thirteen degrees.</w:t>
+        <w:t xml:space="preserve">Very. Fifteen degrees.</w:t>
       </w:r>
       <w:r>
         <w:t xml:space="preserve">”</w:t>
@@ -13445,7 +13445,7 @@
           <w:iCs/>
           <w:i/>
         </w:rPr>
-        <w:t xml:space="preserve">a Vella</w:t>
+        <w:t xml:space="preserve">A Vella</w:t>
       </w:r>
       <w:r>
         <w:t xml:space="preserve"> </w:t>
@@ -17761,7 +17761,7 @@
         <w:pStyle w:val="BodyText"/>
       </w:pPr>
       <w:r>
-        <w:t xml:space="preserve">He never corrected me again. Not in fifty-three years.</w:t>
+        <w:t xml:space="preserve">He never corrected me again. Not in fifty-two years.</w:t>
       </w:r>
     </w:p>
     <w:p>
@@ -24098,7 +24098,7 @@
         <w:pStyle w:val="BodyText"/>
       </w:pPr>
       <w:r>
-        <w:t xml:space="preserve">The twelfth of November. Three weeks away.</w:t>
+        <w:t xml:space="preserve">The twelfth of November. Six days away.</w:t>
       </w:r>
     </w:p>
     <w:p>
@@ -24827,7 +24827,7 @@
           <w:iCs/>
           <w:i/>
         </w:rPr>
-        <w:t xml:space="preserve">a Vella</w:t>
+        <w:t xml:space="preserve">A Vella</w:t>
       </w:r>
       <w:r>
         <w:t xml:space="preserve">.</w:t>
@@ -24893,7 +24893,7 @@
         <w:pStyle w:val="FirstParagraph"/>
       </w:pPr>
       <w:r>
-        <w:t xml:space="preserve">I don’t know how long I swam. A minute. Five. My arms got tired. My legs went numb. The water was thirteen degrees, or twelve, and I had been in it too long.</w:t>
+        <w:t xml:space="preserve">I don’t know how long I swam. A minute. Five. My arms got tired. My legs went numb. The water was fifteen degrees, or fourteen, and I had been in it too long.</w:t>
       </w:r>
     </w:p>
     <w:p>
@@ -28185,7 +28185,7 @@
         <w:pStyle w:val="BodyText"/>
       </w:pPr>
       <w:r>
-        <w:t xml:space="preserve">Then he pointed at the pencil, which had fallen to the floor beside the eraser. Then he pointed at me.</w:t>
+        <w:t xml:space="preserve">Then he pointed at the pencil, which had fallen to the floor by the trunk. Then he pointed at me.</w:t>
       </w:r>
     </w:p>
     <w:p>
@@ -30620,7 +30620,7 @@
         <w:pStyle w:val="FirstParagraph"/>
       </w:pPr>
       <w:r>
-        <w:t xml:space="preserve">I told her the next morning. In the kitchen. She was making coffee, with her back to me.</w:t>
+        <w:t xml:space="preserve">The first morning I didn’t tell her. She was happy, and so was I, and I didn’t want to break it. I told her the morning after the dog. In the kitchen. She was making coffee, with her back to me.</w:t>
       </w:r>
     </w:p>
     <w:p>
@@ -33214,7 +33214,7 @@
         <w:pStyle w:val="FirstParagraph"/>
       </w:pPr>
       <w:r>
-        <w:t xml:space="preserve">It fell on the floor between the three of us. Open. To a page from when she was sixteen. Me, in profile, with my lips parted, looking at something outside the paper.</w:t>
+        <w:t xml:space="preserve">It fell on the floor between the three of us. Open. To my page. Tuesday’s. All of me, facing out, looking at something outside the paper.</w:t>
       </w:r>
     </w:p>
     <w:p>
@@ -33238,7 +33238,7 @@
         <w:pStyle w:val="BodyText"/>
       </w:pPr>
       <w:r>
-        <w:t xml:space="preserve">He turned the pages. Slowly. Me at twenty. Me with the scar. Me sitting on the rock. Me. Me. Me.</w:t>
+        <w:t xml:space="preserve">He turned the pages. Slowly. Me on the rock in the cove. Me from behind, looking at the sea. Me waiting. Me. Me. Me.</w:t>
       </w:r>
     </w:p>
     <w:p>
@@ -33576,7 +33576,7 @@
         <w:pStyle w:val="BodyText"/>
       </w:pPr>
       <w:r>
-        <w:t xml:space="preserve">And if the paper gets wet, I get wet inside. If the paper tears, I tear.</w:t>
+        <w:t xml:space="preserve">And if the paper gets wet, I get wet inside. If the paper tears, I tear. And I don’t live in every sketchbook in the box: I live in that one, the one with Tuesday’s page, where she finished me.</w:t>
       </w:r>
     </w:p>
     <w:p>
@@ -34075,7 +34075,7 @@
         <w:pStyle w:val="BodyText"/>
       </w:pPr>
       <w:r>
-        <w:t xml:space="preserve">A page went past me, plastered to the rock by the rain. I tore it free. A hand. His hand at twelve, holding the wooden sword. I tucked it into my bra, against my skin, without knowing why.</w:t>
+        <w:t xml:space="preserve">A page went past me, plastered to the rock by the rain. I tore it free. A hand. His hand, on its own, one of the studies I used to do at night before he came. I tucked it into my bra, against my skin, without knowing why.</w:t>
       </w:r>
     </w:p>
     <w:p>
@@ -34458,7 +34458,7 @@
           <w:iCs/>
           <w:i/>
         </w:rPr>
-        <w:t xml:space="preserve">a Vella</w:t>
+        <w:t xml:space="preserve">A Vella</w:t>
       </w:r>
       <w:r>
         <w:t xml:space="preserve">, the round one, the one with the step. The boy’s rock.</w:t>
@@ -35056,7 +35056,7 @@
         <w:t xml:space="preserve">“</w:t>
       </w:r>
       <w:r>
-        <w:t xml:space="preserve">I dropped it in the tower. I dropped it down the stairs. I don’t have…</w:t>
+        <w:t xml:space="preserve">They’re upstairs, in the tower. There isn’t time. I don’t have…</w:t>
       </w:r>
       <w:r>
         <w:t xml:space="preserve">”</w:t>
@@ -36540,7 +36540,7 @@
         <w:pStyle w:val="BodyText"/>
       </w:pPr>
       <w:r>
-        <w:t xml:space="preserve">A cloud. Another cloud. Him at twelve with the wooden sword. Him on the dock in Hamburg. My handwriting on the first page:</w:t>
+        <w:t xml:space="preserve">A cloud. Another cloud. Him on the rock in the cove. Him from behind, looking at the sea. My handwriting on the first page:</w:t>
       </w:r>
       <w:r>
         <w:t xml:space="preserve"> </w:t>
@@ -36566,6 +36566,14 @@
         <w:pStyle w:val="BodyText"/>
       </w:pPr>
       <w:r>
+        <w:t xml:space="preserve">I looked through them for his face, and I thought what I still didn’t dare ask out loud. Whether he was still bound to that ruined paper, or to the sheet from the blue folder where I had drawn him again, or to nothing at all now. That night nothing had hurt him. Nothing of him had been erased. I put it away for another day.</w:t>
+      </w:r>
+    </w:p>
+    <w:p>
+      <w:pPr>
+        <w:pStyle w:val="BodyText"/>
+      </w:pPr>
+      <w:r>
         <w:t xml:space="preserve">I couldn’t speak.</w:t>
       </w:r>
     </w:p>
@@ -36697,7 +36705,7 @@
         <w:pStyle w:val="BodyText"/>
       </w:pPr>
       <w:r>
-        <w:t xml:space="preserve">Julian crouched down and scratched Lúa’s belly. Then he stood up, looked the man in the eye, at the same height, and held out his hand again. Like at the door, three days before.</w:t>
+        <w:t xml:space="preserve">Julian crouched down and scratched Lúa’s belly. Then he stood up, looked the man in the eye, at the same height, and held out his hand again. Like at the door, five days before.</w:t>
       </w:r>
     </w:p>
     <w:p>

--- a/ada_koch/libro_1/en_us/The_Man_I_Was_Waiting_For_US.docx
+++ b/ada_koch/libro_1/en_us/The_Man_I_Was_Waiting_For_US.docx
@@ -133,7 +133,69 @@
         <w:pStyle w:val="FirstParagraph"/>
       </w:pPr>
       <w:r>
-        <w:t xml:space="preserve">I woke before the alarm, the way I almost always do since I started living alone.</w:t>
+        <w:t xml:space="preserve">That night I dreamed of him.</w:t>
+      </w:r>
+    </w:p>
+    <w:p>
+      <w:pPr>
+        <w:pStyle w:val="BodyText"/>
+      </w:pPr>
+      <w:r>
+        <w:t xml:space="preserve">Not the boy on the rock. The man. He knocked three times at a door that was mine and wasn’t, and when I opened it he was there, on the threshold, dripping, his dark hair plastered to his forehead and the whole sea behind him. He didn’t say anything. He looked at me the way you look at something you’ve been searching for a long time.</w:t>
+      </w:r>
+    </w:p>
+    <w:p>
+      <w:pPr>
+        <w:pStyle w:val="BodyText"/>
+      </w:pPr>
+      <w:r>
+        <w:t xml:space="preserve">He came in without my asking. He left a puddle on the tiles. He brushed my hair off my face with one finger, and I felt the cold of the water on his hand and, under the cold, the heat.</w:t>
+      </w:r>
+    </w:p>
+    <w:p>
+      <w:pPr>
+        <w:pStyle w:val="BodyText"/>
+      </w:pPr>
+      <w:r>
+        <w:t xml:space="preserve">He kissed me, taking his time. He tasted of salt. His hands, big, long-fingered, found the nape of my neck, then my back, then the skin of my waist under my T-shirt, and stayed there, spread open, as if my body were a place he had been trying to get back to for years. I took off his wet shirt. He had a mole below his left shoulder. I remember thinking, inside the dream, that I had never drawn that mole on him.</w:t>
+      </w:r>
+    </w:p>
+    <w:p>
+      <w:pPr>
+        <w:pStyle w:val="BodyText"/>
+      </w:pPr>
+      <w:r>
+        <w:t xml:space="preserve">He backed me against the wall and I opened to him the way a window opens in a storm, all at once, with no way to close it afterward. I told him yes before he asked. He said something against my neck. My name, I think. In a voice I had never heard from him, because I had never drawn it for him.</w:t>
+      </w:r>
+    </w:p>
+    <w:p>
+      <w:pPr>
+        <w:pStyle w:val="BodyText"/>
+      </w:pPr>
+      <w:r>
+        <w:t xml:space="preserve">And then, at the deepest point, when there was no wall or door or cold left, he drew back a little, looked at me very seriously, and said:</w:t>
+      </w:r>
+    </w:p>
+    <w:p>
+      <w:pPr>
+        <w:pStyle w:val="BodyText"/>
+      </w:pPr>
+      <w:r>
+        <w:t xml:space="preserve">“</w:t>
+      </w:r>
+      <w:r>
+        <w:t xml:space="preserve">I’m on my way.</w:t>
+      </w:r>
+      <w:r>
+        <w:t xml:space="preserve">”</w:t>
+      </w:r>
+    </w:p>
+    <w:p>
+      <w:pPr>
+        <w:pStyle w:val="BodyText"/>
+      </w:pPr>
+      <w:r>
+        <w:t xml:space="preserve">I woke before the alarm, the way I almost always do since I started living alone. This time with my heart pounding against my ribs and the sheets tangled around my legs.</w:t>
       </w:r>
     </w:p>
     <w:p>
@@ -2870,31 +2932,7 @@
         <w:pStyle w:val="FirstParagraph"/>
       </w:pPr>
       <w:r>
-        <w:t xml:space="preserve">I spent the afternoon getting the lighthouse ready for what was coming.</w:t>
-      </w:r>
-    </w:p>
-    <w:p>
-      <w:pPr>
-        <w:pStyle w:val="BodyText"/>
-      </w:pPr>
-      <w:r>
-        <w:t xml:space="preserve">It’s a routine I’ve learned the hard way, winter by winter, even though I’ve only had one. Check the shutters one by one and close the ones facing west. Haul firewood up from the shed and stack it by the stove, all the way to the ceiling. Fill the tank of the generator, which is old and temperamental and coughs like a smoker before it starts. Bring in the porch chair, the pot of rosemary, the clothesline.</w:t>
-      </w:r>
-    </w:p>
-    <w:p>
-      <w:pPr>
-        <w:pStyle w:val="BodyText"/>
-      </w:pPr>
-      <w:r>
-        <w:t xml:space="preserve">I worked with the wind against me, my hair a mess, my cheeks burning with cold and my hands full of splinters. I liked it. There’s something about getting a house ready for a storm that makes you feel the house is truly yours. That you’re protecting it. That it’s protecting you.</w:t>
-      </w:r>
-    </w:p>
-    <w:p>
-      <w:pPr>
-        <w:pStyle w:val="BodyText"/>
-      </w:pPr>
-      <w:r>
-        <w:t xml:space="preserve">Before it got dark I went down to the cove one last time.</w:t>
+        <w:t xml:space="preserve">I spent the afternoon battening down the lighthouse against what was coming. Before it got dark I went down to the cove one last time.</w:t>
       </w:r>
     </w:p>
     <w:p>
@@ -3011,7 +3049,7 @@
         <w:pStyle w:val="BodyText"/>
       </w:pPr>
       <w:r>
-        <w:t xml:space="preserve">By the time I finished, it was night. I took a shower, put on my flannel pajamas and my thick socks, and heated up a bowl of my grandmother’s broth. It tasted of turnip greens, of potato, of Sundays when I was little. I drank it standing by the window, both hands around the bowl, looking at the dark.</w:t>
+        <w:t xml:space="preserve">By the time I came back up, it was night. I took a shower, put on my flannel pajamas and my thick socks, and heated up a bowl of my grandmother’s broth. It tasted of turnip greens, of potato, of Sundays when I was little. I drank it standing by the window, both hands around the bowl, looking at the dark.</w:t>
       </w:r>
     </w:p>
     <w:p>
@@ -3067,7 +3105,7 @@
         <w:pStyle w:val="BodyText"/>
       </w:pPr>
       <w:r>
-        <w:t xml:space="preserve">I gave her a tour with my phone. The stove, the firewood stacked to the ceiling, my grandmother’s candles lined up on the table like soldiers, the black window.</w:t>
+        <w:t xml:space="preserve">I gave her a tour with my phone. The stove, the black window, the sea you couldn’t see but could hear.</w:t>
       </w:r>
     </w:p>
     <w:p>
@@ -3222,14 +3260,6 @@
       </w:pPr>
       <w:r>
         <w:t xml:space="preserve">I went quiet for a second. Nobody had told me I looked pretty in a long time. Not even me.</w:t>
-      </w:r>
-    </w:p>
-    <w:p>
-      <w:pPr>
-        <w:pStyle w:val="BodyText"/>
-      </w:pPr>
-      <w:r>
-        <w:t xml:space="preserve">We talked a while longer. About work, about Marcos and his plaid shirt, about her son’s school, about a show I absolutely had to watch. Small things, warm things, the kind that remind you there’s a normal life somewhere, waiting for you.</w:t>
       </w:r>
     </w:p>
     <w:p>
@@ -3534,7 +3564,7 @@
         <w:pStyle w:val="BodyText"/>
       </w:pPr>
       <w:r>
-        <w:t xml:space="preserve">I looked at them for a long time. I wondered what they would feel like on my skin. Whether they’d be rough or gentle. Whether they’d be slow.</w:t>
+        <w:t xml:space="preserve">I looked at them for a long time. I wondered what they would feel like on my skin. Whether they’d be rough or gentle. Whether they’d be slow. I imagined one at the nape of my neck, under my hair. The other moving down my back, vertebra by vertebra, unhurried, until it came to rest in the curve of my waist, right where my pajamas begin.</w:t>
       </w:r>
     </w:p>
     <w:p>
@@ -4143,22 +4173,6 @@
         <w:pStyle w:val="FirstParagraph"/>
       </w:pPr>
       <w:r>
-        <w:t xml:space="preserve">I spent the morning doing small things with my hands.</w:t>
-      </w:r>
-    </w:p>
-    <w:p>
-      <w:pPr>
-        <w:pStyle w:val="BodyText"/>
-      </w:pPr>
-      <w:r>
-        <w:t xml:space="preserve">I filled jugs with water in case the pump failed. I set my grandmother’s candles on the table, next to the box of matches. I checked the shutters again, one by one, with the wind pinning me against the wall every time I stuck my head out the door. The rain soaked me in ten seconds.</w:t>
-      </w:r>
-    </w:p>
-    <w:p>
-      <w:pPr>
-        <w:pStyle w:val="BodyText"/>
-      </w:pPr>
-      <w:r>
         <w:t xml:space="preserve">At noon I climbed the tower.</w:t>
       </w:r>
     </w:p>
@@ -4479,14 +4493,6 @@
         <w:pStyle w:val="BodyText"/>
       </w:pPr>
       <w:r>
-        <w:t xml:space="preserve">The candles burned down. The stove did too. I didn’t get up to add wood.</w:t>
-      </w:r>
-    </w:p>
-    <w:p>
-      <w:pPr>
-        <w:pStyle w:val="BodyText"/>
-      </w:pPr>
-      <w:r>
         <w:t xml:space="preserve">I thought of my grandmother, alone in her house with the blue windows. I pictured her sitting in her kitchen with the battery radio, praying softly, or not praying, or singing without realizing it the way she used to sing in the factory in Stuttgart.</w:t>
       </w:r>
     </w:p>
@@ -6519,7 +6525,7 @@
         <w:pStyle w:val="BodyText"/>
       </w:pPr>
       <w:r>
-        <w:t xml:space="preserve">I hadn’t drawn that mole.</w:t>
+        <w:t xml:space="preserve">I hadn’t drawn that mole. I had dreamed it.</w:t>
       </w:r>
     </w:p>
     <w:p>
@@ -21645,7 +21651,59 @@
         <w:pStyle w:val="BodyText"/>
       </w:pPr>
       <w:r>
-        <w:t xml:space="preserve">We slept apart. Him on the sofa, me in my room with the door open. Neither of us suggested it. Neither of us moved. At night I could hear him breathing from my bed, and I knew he could hear me.</w:t>
+        <w:t xml:space="preserve">We slept apart. Him on the sofa, me in my room with the door open. Neither of us suggested it.</w:t>
+      </w:r>
+    </w:p>
+    <w:p>
+      <w:pPr>
+        <w:pStyle w:val="BodyText"/>
+      </w:pPr>
+      <w:r>
+        <w:t xml:space="preserve">On the third night we almost didn’t stop. It was on the sofa, with the stove lit and the plaid blanket sliding to the floor. He kissed me the way he did everything, learning, and then he wasn’t learning anything anymore: he knew. I slid my hands under his sweater and he caught his breath, as if I were the cold. He laid me back on the cushions without taking his eyes off me, and his hand found the skin at my waist and stayed there, spread open, trembling a little, asking my permission without words. I arched my back against it. He brought his mouth down to my neck and said my name there, against my pulse.</w:t>
+      </w:r>
+    </w:p>
+    <w:p>
+      <w:pPr>
+        <w:pStyle w:val="BodyText"/>
+      </w:pPr>
+      <w:r>
+        <w:t xml:space="preserve">I was the one who stopped. I told myself I didn’t know why. I did know: I was afraid that if I gave myself completely, the pencil would stop being mine.</w:t>
+      </w:r>
+    </w:p>
+    <w:p>
+      <w:pPr>
+        <w:pStyle w:val="BodyText"/>
+      </w:pPr>
+      <w:r>
+        <w:t xml:space="preserve">He drew back without a word of complaint. He sat on the floor, his back against the sofa and his breathing ragged, and reached up over his shoulder to take my hand.</w:t>
+      </w:r>
+    </w:p>
+    <w:p>
+      <w:pPr>
+        <w:pStyle w:val="BodyText"/>
+      </w:pPr>
+      <w:r>
+        <w:t xml:space="preserve">“</w:t>
+      </w:r>
+      <w:r>
+        <w:t xml:space="preserve">Whenever you want,</w:t>
+      </w:r>
+      <w:r>
+        <w:t xml:space="preserve">”</w:t>
+      </w:r>
+      <w:r>
+        <w:t xml:space="preserve"> </w:t>
+      </w:r>
+      <w:r>
+        <w:t xml:space="preserve">he said.</w:t>
+      </w:r>
+    </w:p>
+    <w:p>
+      <w:pPr>
+        <w:pStyle w:val="BodyText"/>
+      </w:pPr>
+      <w:r>
+        <w:t xml:space="preserve">That night I didn’t leave my bed either. I could hear him breathing from there, and I knew he could hear me.</w:t>
       </w:r>
     </w:p>
     <w:p>
@@ -28880,7 +28938,67 @@
         <w:pStyle w:val="BodyText"/>
       </w:pPr>
       <w:r>
-        <w:t xml:space="preserve">It was slow. It was clumsy. It was the first time for him and not for me, and yet I was the one trembling. He touched me the way he had always looked at me: learning. As if my skin were a weather map and he had to read all of it. Every time I held my breath, he stopped, and looked at me, and waited. And then he went on.</w:t>
+        <w:t xml:space="preserve">I undid his pants with clumsy fingers, still sticky with salt. He took mine off without hurrying, kneeling at the foot of the bed, the way you take the cover off something that might break, and stayed there looking at me in the blue light coming through the window. He didn’t say anything. Nobody had ever looked at me like that: as if I were the one who had just appeared in the world.</w:t>
+      </w:r>
+    </w:p>
+    <w:p>
+      <w:pPr>
+        <w:pStyle w:val="BodyText"/>
+      </w:pPr>
+      <w:r>
+        <w:t xml:space="preserve">It was slow. It was clumsy. It was the first time for him and not for me, and yet I was the one trembling. He touched me the way he had always looked at me: learning. As if my skin were a weather map and he had to read all of it. His mouth in the hollow of my collarbone. The new hand moving down my belly, unhurried, asking. Every time I held my breath, he stopped, and looked at me, and waited. And then he went on, a little lower, a little deeper, until I stopped holding anything in.</w:t>
+      </w:r>
+    </w:p>
+    <w:p>
+      <w:pPr>
+        <w:pStyle w:val="BodyText"/>
+      </w:pPr>
+      <w:r>
+        <w:t xml:space="preserve">When he slid into me, we both went still. I felt his heart against my chest, racing, just like mine. He opened his eyes in the dark and looked for me, and I held his face between my hands so he wouldn’t have to look.</w:t>
+      </w:r>
+    </w:p>
+    <w:p>
+      <w:pPr>
+        <w:pStyle w:val="BodyText"/>
+      </w:pPr>
+      <w:r>
+        <w:t xml:space="preserve">“</w:t>
+      </w:r>
+      <w:r>
+        <w:t xml:space="preserve">Ada,</w:t>
+      </w:r>
+      <w:r>
+        <w:t xml:space="preserve">”</w:t>
+      </w:r>
+      <w:r>
+        <w:t xml:space="preserve"> </w:t>
+      </w:r>
+      <w:r>
+        <w:t xml:space="preserve">he said. Just that. In the voice I had given back to him that same afternoon.</w:t>
+      </w:r>
+    </w:p>
+    <w:p>
+      <w:pPr>
+        <w:pStyle w:val="BodyText"/>
+      </w:pPr>
+      <w:r>
+        <w:t xml:space="preserve">We moved together, not knowing at first, then knowing. I dug my fingers into his back, into the mole I hadn’t drawn on him. He learned fast what made me close my eyes, and did it again, and again, until the sea outside and the sea inside were the same sea and my voice broke against his shoulder.</w:t>
+      </w:r>
+    </w:p>
+    <w:p>
+      <w:pPr>
+        <w:pStyle w:val="BodyText"/>
+      </w:pPr>
+      <w:r>
+        <w:t xml:space="preserve">He followed, with a long shudder, saying my name as if it were the first word he had ever learned.</w:t>
+      </w:r>
+    </w:p>
+    <w:p>
+      <w:pPr>
+        <w:pStyle w:val="BodyText"/>
+      </w:pPr>
+      <w:r>
+        <w:t xml:space="preserve">Afterward we lay tangled together, sweating in the cold, listening to the tide.</w:t>
       </w:r>
     </w:p>
     <w:p>

--- a/ada_koch/libro_1/en_us/The_Man_I_Was_Waiting_For_US.docx
+++ b/ada_koch/libro_1/en_us/The_Man_I_Was_Waiting_For_US.docx
@@ -14727,7 +14727,7 @@
         <w:pStyle w:val="BodyText"/>
       </w:pPr>
       <w:r>
-        <w:t xml:space="preserve">He opened my hood without asking. He opened his. He clamped on the cables with the ease of someone who’s done it a thousand times, hardly looking, talking to me over his shoulder.</w:t>
+        <w:t xml:space="preserve">He opened my hood without asking. He opened his. He clamped on the cables with the ease of someone who’s done it a thousand times, hardly looking, talking to me over his shoulder. He had his sleeves pushed up to the elbow. His forearms were tanned, with a white scar running across one of them from side to side, and I looked at it longer than I needed to.</w:t>
       </w:r>
     </w:p>
     <w:p>
@@ -23038,7 +23038,7 @@
         <w:pStyle w:val="BodyText"/>
       </w:pPr>
       <w:r>
-        <w:t xml:space="preserve">I recognized him before I saw his face. By the rain jacket. By the way he walked, in no hurry.</w:t>
+        <w:t xml:space="preserve">I recognized him before I saw his face. By the rain jacket, open, his T-shirt pressed to his chest by the wind. By the way he walked, in no hurry.</w:t>
       </w:r>
     </w:p>
     <w:p>
@@ -25829,7 +25829,7 @@
         <w:pStyle w:val="BodyText"/>
       </w:pPr>
       <w:r>
-        <w:t xml:space="preserve">He did it. Looking at the wall the whole time. He took off my wet swimsuit with a gentleness I didn’t expect from such big hands, wrapped me in the dry towel, pulled the sweater over my head the way a mother does with a child, put the socks on me. He didn’t touch me once more than he had to.</w:t>
+        <w:t xml:space="preserve">He did it. Looking at the wall the whole time. He took off my wet swimsuit with a gentleness I didn’t expect from such big hands, wrapped me in the dry towel, pulled the sweater over my head the way a mother does with a child, put the socks on me. He didn’t touch me once more than he had to. And even so, shaking with cold and fear, I felt every one of the times he touched me.</w:t>
       </w:r>
     </w:p>
     <w:p>
@@ -26121,7 +26121,7 @@
         <w:pStyle w:val="BodyText"/>
       </w:pPr>
       <w:r>
-        <w:t xml:space="preserve">I told him there was someone in Madrid. Someone I’d been with for three years. That I left a year ago, from one day to the next, and that since then I hadn’t wanted anything to do with him. That now he was writing to me. That he had called me. That he was coming to A Coruña in three weeks and wanted to see me.</w:t>
+        <w:t xml:space="preserve">I told him there was someone in Madrid. Someone I’d been with for three years. That I left a year ago, from one day to the next, and that since then I hadn’t wanted anything to do with him. That now he was writing to me. That he had called me. That he was coming to A Coruña in six days and wanted to see me.</w:t>
       </w:r>
     </w:p>
     <w:p>
@@ -26138,6 +26138,14 @@
       </w:pPr>
       <w:r>
         <w:t xml:space="preserve">That he missed me.</w:t>
+      </w:r>
+    </w:p>
+    <w:p>
+      <w:pPr>
+        <w:pStyle w:val="BodyText"/>
+      </w:pPr>
+      <w:r>
+        <w:t xml:space="preserve">As I was telling him, I realized I was looking at his hands. He had them on the table, open, cracked with salt, still, asking for nothing. I thought of other hands, always clean, always dry, that knew exactly where to press so it would seem like a caress. My stomach clenched with disgust. And then, in the same place, with something else. I wanted to take one of those cracked hands and put it to my face. I didn’t. But the wanting stayed with me all afternoon.</w:t>
       </w:r>
     </w:p>
     <w:p>
@@ -30528,7 +30536,7 @@
         <w:pStyle w:val="BodyText"/>
       </w:pPr>
       <w:r>
-        <w:t xml:space="preserve">The jumper-cables man nodded slowly. He looked for me over Iter’s shoulder. He found me in the hall, in a towel, my hair full of lather. He didn’t smile.</w:t>
+        <w:t xml:space="preserve">The jumper-cables man nodded slowly. He looked for me over Iter’s shoulder. He found me in the hall, in a towel, my hair full of lather. He didn’t smile. I pressed the towel to my chest and felt my skin burning, all of it at once, under the cloth.</w:t>
       </w:r>
     </w:p>
     <w:p>
@@ -32456,6 +32464,14 @@
       </w:pPr>
       <w:r>
         <w:t xml:space="preserve">Little by little. The way the sun goes out behind a cirrus. And underneath I saw, for a second, a face the whole village saw too. That my grandmother saw. That the jumper-cables man saw from his boat, because he stood up.</w:t>
+      </w:r>
+    </w:p>
+    <w:p>
+      <w:pPr>
+        <w:pStyle w:val="BodyText"/>
+      </w:pPr>
+      <w:r>
+        <w:t xml:space="preserve">I watched him get to his feet on the gunwale, broad, the needle still in his hand and the net falling from his knees, and something low and hot rose in me along with him. In front of the man I had shared a bed with for three years I felt disgust: for his buttoned coat, for his expensive cologne, for the mouth that had kissed me a thousand times to shut me up. And at the same time, without permission, a wanting I didn’t know where to put, to cross the pier and rest my forehead on the chest of the man who mended nets.</w:t>
       </w:r>
     </w:p>
     <w:p>

--- a/ada_koch/libro_1/en_us/The_Man_I_Was_Waiting_For_US.docx
+++ b/ada_koch/libro_1/en_us/The_Man_I_Was_Waiting_For_US.docx
@@ -133,7 +133,7 @@
         <w:pStyle w:val="FirstParagraph"/>
       </w:pPr>
       <w:r>
-        <w:t xml:space="preserve">That night I dreamed of him.</w:t>
+        <w:t xml:space="preserve">The night before it all began, I dreamed of him.</w:t>
       </w:r>
     </w:p>
     <w:p>
@@ -6525,7 +6525,7 @@
         <w:pStyle w:val="BodyText"/>
       </w:pPr>
       <w:r>
-        <w:t xml:space="preserve">I hadn’t drawn that mole. I had dreamed it.</w:t>
+        <w:t xml:space="preserve">I hadn’t drawn that mole. I had dreamed it. And I didn’t know who had put it in my dream.</w:t>
       </w:r>
     </w:p>
     <w:p>
@@ -23217,6 +23217,27 @@
         <w:pStyle w:val="BodyText"/>
       </w:pPr>
       <w:r>
+        <w:t xml:space="preserve">I looked at him sideways. Sitting on the sand with his forearms on his knees, broad, still, smelling of salt and diesel. In my pocket I carried another man’s message,</w:t>
+      </w:r>
+      <w:r>
+        <w:t xml:space="preserve"> </w:t>
+      </w:r>
+      <w:r>
+        <w:rPr>
+          <w:iCs/>
+          <w:i/>
+        </w:rPr>
+        <w:t xml:space="preserve">It’s important</w:t>
+      </w:r>
+      <w:r>
+        <w:t xml:space="preserve">, and I felt disgust: for his hurry, for his expensive cologne, for the mouth that had kissed me a thousand times to shut me up. And in the same place as the disgust, without permission, a wanting was born in me that I didn’t know where to put. To close that meter. To rest my forehead on that chest and stay there.</w:t>
+      </w:r>
+    </w:p>
+    <w:p>
+      <w:pPr>
+        <w:pStyle w:val="BodyText"/>
+      </w:pPr>
+      <w:r>
         <w:t xml:space="preserve">He did the talking. Small things. That this beach was the best on the coast for goose barnacles, but only at a very low tide, and that he’d had his license for three years. That before that he’d worked on an oil platform in the North Sea, off Norway, three weeks on and three off, making a lot of money and not seeing the sun in winter.</w:t>
       </w:r>
     </w:p>
@@ -26886,6 +26907,14 @@
         <w:pStyle w:val="BodyText"/>
       </w:pPr>
       <w:r>
+        <w:t xml:space="preserve">He said it looking me in the face, and that was when I realized that under his father’s sweater I had nothing on, and that my skin was burning, all of it at once, under the wool.</w:t>
+      </w:r>
+    </w:p>
+    <w:p>
+      <w:pPr>
+        <w:pStyle w:val="BodyText"/>
+      </w:pPr>
+      <w:r>
         <w:t xml:space="preserve">I got out. Lúa whined in the back. The van turned around and headed toward the village, and I stood on the shoulder, wearing a dead man’s sweater with my boots in my hand, and started up toward the lighthouse.</w:t>
       </w:r>
     </w:p>
@@ -30536,7 +30565,7 @@
         <w:pStyle w:val="BodyText"/>
       </w:pPr>
       <w:r>
-        <w:t xml:space="preserve">The jumper-cables man nodded slowly. He looked for me over Iter’s shoulder. He found me in the hall, in a towel, my hair full of lather. He didn’t smile. I pressed the towel to my chest and felt my skin burning, all of it at once, under the cloth.</w:t>
+        <w:t xml:space="preserve">The jumper-cables man nodded slowly. He looked for me over Iter’s shoulder. He found me in the hall, in a towel, my hair full of lather. He didn’t smile.</w:t>
       </w:r>
     </w:p>
     <w:p>
@@ -32464,14 +32493,6 @@
       </w:pPr>
       <w:r>
         <w:t xml:space="preserve">Little by little. The way the sun goes out behind a cirrus. And underneath I saw, for a second, a face the whole village saw too. That my grandmother saw. That the jumper-cables man saw from his boat, because he stood up.</w:t>
-      </w:r>
-    </w:p>
-    <w:p>
-      <w:pPr>
-        <w:pStyle w:val="BodyText"/>
-      </w:pPr>
-      <w:r>
-        <w:t xml:space="preserve">I watched him get to his feet on the gunwale, broad, the needle still in his hand and the net falling from his knees, and something low and hot rose in me along with him. In front of the man I had shared a bed with for three years I felt disgust: for his buttoned coat, for his expensive cologne, for the mouth that had kissed me a thousand times to shut me up. And at the same time, without permission, a wanting I didn’t know where to put, to cross the pier and rest my forehead on the chest of the man who mended nets.</w:t>
       </w:r>
     </w:p>
     <w:p>

--- a/ada_koch/libro_1/en_us/The_Man_I_Was_Waiting_For_US.docx
+++ b/ada_koch/libro_1/en_us/The_Man_I_Was_Waiting_For_US.docx
@@ -26166,7 +26166,7 @@
         <w:pStyle w:val="BodyText"/>
       </w:pPr>
       <w:r>
-        <w:t xml:space="preserve">As I was telling him, I realized I was looking at his hands. He had them on the table, open, cracked with salt, still, asking for nothing. I thought of other hands, always clean, always dry, that knew exactly where to press so it would seem like a caress. My stomach clenched with disgust. And then, in the same place, with something else. I wanted to take one of those cracked hands and put it to my face. I didn’t. But the wanting stayed with me all afternoon.</w:t>
+        <w:t xml:space="preserve">As I was telling him, I realized I was looking at his hands. He had them on the table, open, cracked with salt, still, asking for nothing. I thought of other hands, always clean, always dry, that never stayed still without asking for something in return. My stomach clenched with disgust. And then, in the same place, with something else. I wanted to take one of those cracked hands and put it to my face. I didn’t. But the wanting stayed with me all afternoon.</w:t>
       </w:r>
     </w:p>
     <w:p>
@@ -29027,7 +29027,7 @@
         <w:pStyle w:val="BodyText"/>
       </w:pPr>
       <w:r>
-        <w:t xml:space="preserve">He followed, with a long shudder, saying my name as if it were the first word he had ever learned.</w:t>
+        <w:t xml:space="preserve">Then he came undone, with a long shudder, saying my name as if it were the first word he had ever learned.</w:t>
       </w:r>
     </w:p>
     <w:p>

--- a/ada_koch/libro_1/en_us/The_Man_I_Was_Waiting_For_US.docx
+++ b/ada_koch/libro_1/en_us/The_Man_I_Was_Waiting_For_US.docx
@@ -95,19 +95,13 @@
         <w:pStyle w:val="Author"/>
       </w:pPr>
       <w:r>
-        <w:t xml:space="preserve">Íñigo</w:t>
-      </w:r>
-      <w:r>
-        <w:t xml:space="preserve"> </w:t>
-      </w:r>
-      <w:r>
-        <w:t xml:space="preserve">Barrera</w:t>
-      </w:r>
-      <w:r>
-        <w:t xml:space="preserve"> </w:t>
-      </w:r>
-      <w:r>
-        <w:t xml:space="preserve">Barceló</w:t>
+        <w:t xml:space="preserve">Ariadna</w:t>
+      </w:r>
+      <w:r>
+        <w:t xml:space="preserve"> </w:t>
+      </w:r>
+      <w:r>
+        <w:t xml:space="preserve">Iturbe</w:t>
       </w:r>
     </w:p>
     <w:bookmarkStart w:id="36" w:name="act-one-the-lighthouse"/>

--- a/ada_koch/libro_1/en_us/The_Man_I_Was_Waiting_For_US.docx
+++ b/ada_koch/libro_1/en_us/The_Man_I_Was_Waiting_For_US.docx
@@ -23211,7 +23211,7 @@
         <w:pStyle w:val="BodyText"/>
       </w:pPr>
       <w:r>
-        <w:t xml:space="preserve">I looked at him sideways. Sitting on the sand with his forearms on his knees, broad, still, smelling of salt and diesel. In my pocket I carried another man’s message,</w:t>
+        <w:t xml:space="preserve">I looked at him sideways. Sitting on the sand with his forearms on his knees, broad, still, smelling of salt and diesel. There was dried salt on the back of his neck, where his hair began, a fine white crust, and I sat there staring at it like a fool, wondering what it would taste like. It was cold, and he gave off heat like a stone that’s been in the sun all day; I could feel it from where I was. I thought, without meaning to, that all it would take was crossing that meter. That I could rest my forehead on that chest and stay there. In my pocket I carried another man’s message,</w:t>
       </w:r>
       <w:r>
         <w:t xml:space="preserve"> </w:t>
@@ -23224,7 +23224,7 @@
         <w:t xml:space="preserve">It’s important</w:t>
       </w:r>
       <w:r>
-        <w:t xml:space="preserve">, and I felt disgust: for his hurry, for his expensive cologne, for the mouth that had kissed me a thousand times to shut me up. And in the same place as the disgust, without permission, a wanting was born in me that I didn’t know where to put. To close that meter. To rest my forehead on that chest and stay there.</w:t>
+        <w:t xml:space="preserve">, and for a few minutes I forgot it was there.</w:t>
       </w:r>
     </w:p>
     <w:p>
@@ -26901,7 +26901,7 @@
         <w:pStyle w:val="BodyText"/>
       </w:pPr>
       <w:r>
-        <w:t xml:space="preserve">He said it looking me in the face, and that was when I realized that under his father’s sweater I had nothing on, and that my skin was burning, all of it at once, under the wool.</w:t>
+        <w:t xml:space="preserve">He said it looking me in the face, and that was when I realized that I had nothing on under his father’s sweater, and that my skin was burning, all of it at once, under the wool.</w:t>
       </w:r>
     </w:p>
     <w:p>
@@ -29889,13 +29889,13 @@
       </w:r>
     </w:p>
     <w:bookmarkEnd w:id="65"/>
-    <w:bookmarkStart w:id="66" w:name="ada-continued"/>
+    <w:bookmarkStart w:id="66" w:name="ada-23"/>
     <w:p>
       <w:pPr>
         <w:pStyle w:val="Heading3"/>
       </w:pPr>
       <w:r>
-        <w:t xml:space="preserve">23 · Ada (continued)</w:t>
+        <w:t xml:space="preserve">Ada</w:t>
       </w:r>
     </w:p>
     <w:p>
@@ -31562,7 +31562,7 @@
     </w:p>
     <w:bookmarkEnd w:id="69"/>
     <w:bookmarkEnd w:id="70"/>
-    <w:bookmarkStart w:id="72" w:name="ada-23"/>
+    <w:bookmarkStart w:id="72" w:name="ada-24"/>
     <w:p>
       <w:pPr>
         <w:pStyle w:val="Heading2"/>
@@ -34186,7 +34186,7 @@
     </w:p>
     <w:bookmarkEnd w:id="73"/>
     <w:bookmarkEnd w:id="74"/>
-    <w:bookmarkStart w:id="76" w:name="ada-24"/>
+    <w:bookmarkStart w:id="76" w:name="ada-25"/>
     <w:p>
       <w:pPr>
         <w:pStyle w:val="Heading2"/>
@@ -36107,7 +36107,7 @@
     </w:p>
     <w:bookmarkEnd w:id="77"/>
     <w:bookmarkEnd w:id="78"/>
-    <w:bookmarkStart w:id="80" w:name="ada-25"/>
+    <w:bookmarkStart w:id="80" w:name="ada-26"/>
     <w:p>
       <w:pPr>
         <w:pStyle w:val="Heading2"/>
@@ -38134,7 +38134,7 @@
     </w:p>
     <w:bookmarkEnd w:id="79"/>
     <w:bookmarkEnd w:id="80"/>
-    <w:bookmarkStart w:id="81" w:name="ada-26"/>
+    <w:bookmarkStart w:id="81" w:name="ada-27"/>
     <w:p>
       <w:pPr>
         <w:pStyle w:val="Heading2"/>

--- a/ada_koch/libro_1/en_us/The_Man_I_Was_Waiting_For_US.docx
+++ b/ada_koch/libro_1/en_us/The_Man_I_Was_Waiting_For_US.docx
@@ -680,7 +680,7 @@
         <w:pStyle w:val="BodyText"/>
       </w:pPr>
       <w:r>
-        <w:t xml:space="preserve">I blushed, alone, in my own kitchen. Ridiculous.</w:t>
+        <w:t xml:space="preserve">I blushed, alone, in my own kitchen.</w:t>
       </w:r>
     </w:p>
     <w:p>
@@ -1681,7 +1681,7 @@
         <w:t xml:space="preserve">“</w:t>
       </w:r>
       <w:r>
-        <w:t xml:space="preserve">At your age I slept like a log. Of course, at your age I already had your mother and your uncle, and I got into bed so tired I fell asleep praying.</w:t>
+        <w:t xml:space="preserve">At your age I slept like a log. Of course, at your age I already had your mother, and I got into bed so tired I fell asleep praying.</w:t>
       </w:r>
       <w:r>
         <w:t xml:space="preserve">”</w:t>
@@ -2306,7 +2306,7 @@
         <w:t xml:space="preserve">“</w:t>
       </w:r>
       <w:r>
-        <w:t xml:space="preserve">Off-key like a pig. And he didn’t care. He’d stand in the bow of your uncle’s boat and sing at the top of his lungs, and the real Galicians would cover their ears.</w:t>
+        <w:t xml:space="preserve">Off-key like a pig. And he didn’t care. He’d stand in the bow of any boat in the harbor and sing at the top of his lungs, and the real Galicians would cover their ears.</w:t>
       </w:r>
       <w:r>
         <w:t xml:space="preserve">”</w:t>
@@ -4630,7 +4630,7 @@
         <w:pStyle w:val="BodyText"/>
       </w:pPr>
       <w:r>
-        <w:t xml:space="preserve">I hugged the sketchbook to my chest, without opening it, as if it were a teddy bear. Ridiculous. A thirty-two-year-old woman hugging a sketchbook in the middle of a storm.</w:t>
+        <w:t xml:space="preserve">I hugged the sketchbook to my chest, without opening it, and stayed like that, still, in the middle of the storm.</w:t>
       </w:r>
     </w:p>
     <w:p>
@@ -5193,7 +5193,7 @@
         <w:pStyle w:val="FirstParagraph"/>
       </w:pPr>
       <w:r>
-        <w:t xml:space="preserve">I picked up the flashlight from the table. I thought about taking a knife from the kitchen too, and felt ridiculous. Then I thought it would be more ridiculous not to. In the end I didn’t take it. Maybe because there are things you know with your body before you know them with your head.</w:t>
+        <w:t xml:space="preserve">I picked up the flashlight from the table. I thought about taking a knife from the kitchen too. In the end I didn’t take it. Maybe because there are things you know with your body before you know them with your head.</w:t>
       </w:r>
     </w:p>
     <w:p>
